--- a/report_template/template_main/tPAN116_CustomEdition_QHYL_v1.0.3.docx
+++ b/report_template/template_main/tPAN116_CustomEdition_QHYL_v1.0.3.docx
@@ -13391,7 +13391,7 @@
         <w:spacing w:line="380" w:lineRule="exact"/>
         <w:ind w:firstLineChars="200" w:firstLine="360"/>
         <w:rPr>
-          <w:rFonts w:ascii="思源黑体 CN Normal" w:eastAsia="思源黑体 CN Normal" w:hAnsi="思源黑体 CN Normal" w:hint="eastAsia"/>
+          <w:rFonts w:ascii="思源黑体 CN Normal" w:eastAsia="思源黑体 CN Normal" w:hAnsi="思源黑体 CN Normal"/>
           <w:sz w:val="18"/>
           <w:szCs w:val="18"/>
         </w:rPr>
@@ -13519,7 +13519,7 @@
         <w:spacing w:line="380" w:lineRule="exact"/>
         <w:ind w:firstLineChars="200" w:firstLine="360"/>
         <w:rPr>
-          <w:rFonts w:ascii="思源黑体 CN Normal" w:eastAsia="思源黑体 CN Normal" w:hAnsi="思源黑体 CN Normal" w:hint="eastAsia"/>
+          <w:rFonts w:ascii="思源黑体 CN Normal" w:eastAsia="思源黑体 CN Normal" w:hAnsi="思源黑体 CN Normal"/>
           <w:sz w:val="18"/>
           <w:szCs w:val="18"/>
         </w:rPr>
@@ -13610,90 +13610,124 @@
         <w:spacing w:line="380" w:lineRule="exact"/>
         <w:ind w:firstLineChars="200" w:firstLine="360"/>
         <w:rPr>
+          <w:rFonts w:ascii="思源黑体 CN Normal" w:eastAsia="思源黑体 CN Normal" w:hAnsi="思源黑体 CN Normal"/>
+          <w:sz w:val="18"/>
+          <w:szCs w:val="18"/>
+        </w:rPr>
+      </w:pPr>
+      <w:r>
+        <w:rPr>
           <w:rFonts w:ascii="思源黑体 CN Normal" w:eastAsia="思源黑体 CN Normal" w:hAnsi="思源黑体 CN Normal" w:hint="eastAsia"/>
           <w:sz w:val="18"/>
           <w:szCs w:val="18"/>
         </w:rPr>
-      </w:pPr>
+        <w:t>所有变异的临床意义解读遵循{{</w:t>
+      </w:r>
+      <w:proofErr w:type="spellStart"/>
       <w:r>
         <w:rPr>
           <w:rFonts w:ascii="思源黑体 CN Normal" w:eastAsia="思源黑体 CN Normal" w:hAnsi="思源黑体 CN Normal" w:hint="eastAsia"/>
           <w:sz w:val="18"/>
           <w:szCs w:val="18"/>
         </w:rPr>
-        <w:t>所有变异的临床意义解读遵循{{</w:t>
-      </w:r>
-      <w:proofErr w:type="spellStart"/>
+        <w:t>sample.association.AMP</w:t>
+      </w:r>
+      <w:proofErr w:type="spellEnd"/>
       <w:r>
         <w:rPr>
           <w:rFonts w:ascii="思源黑体 CN Normal" w:eastAsia="思源黑体 CN Normal" w:hAnsi="思源黑体 CN Normal" w:hint="eastAsia"/>
           <w:sz w:val="18"/>
           <w:szCs w:val="18"/>
         </w:rPr>
-        <w:t>sample.association.AMP</w:t>
-      </w:r>
-      <w:proofErr w:type="spellEnd"/>
+        <w:t>}}、{{</w:t>
+      </w:r>
+      <w:proofErr w:type="spellStart"/>
       <w:r>
         <w:rPr>
           <w:rFonts w:ascii="思源黑体 CN Normal" w:eastAsia="思源黑体 CN Normal" w:hAnsi="思源黑体 CN Normal" w:hint="eastAsia"/>
           <w:sz w:val="18"/>
           <w:szCs w:val="18"/>
         </w:rPr>
-        <w:t>}}、{{</w:t>
-      </w:r>
-      <w:proofErr w:type="spellStart"/>
+        <w:t>sample.association.ASCO</w:t>
+      </w:r>
+      <w:proofErr w:type="spellEnd"/>
       <w:r>
         <w:rPr>
           <w:rFonts w:ascii="思源黑体 CN Normal" w:eastAsia="思源黑体 CN Normal" w:hAnsi="思源黑体 CN Normal" w:hint="eastAsia"/>
           <w:sz w:val="18"/>
           <w:szCs w:val="18"/>
         </w:rPr>
-        <w:t>sample.association.ASCO</w:t>
-      </w:r>
-      <w:proofErr w:type="spellEnd"/>
+        <w:t>}}和{{</w:t>
+      </w:r>
+      <w:proofErr w:type="spellStart"/>
       <w:r>
         <w:rPr>
           <w:rFonts w:ascii="思源黑体 CN Normal" w:eastAsia="思源黑体 CN Normal" w:hAnsi="思源黑体 CN Normal" w:hint="eastAsia"/>
           <w:sz w:val="18"/>
           <w:szCs w:val="18"/>
         </w:rPr>
-        <w:t>}}和{{</w:t>
-      </w:r>
-      <w:proofErr w:type="spellStart"/>
+        <w:t>sample.association.CAP</w:t>
+      </w:r>
+      <w:proofErr w:type="spellEnd"/>
       <w:r>
         <w:rPr>
           <w:rFonts w:ascii="思源黑体 CN Normal" w:eastAsia="思源黑体 CN Normal" w:hAnsi="思源黑体 CN Normal" w:hint="eastAsia"/>
           <w:sz w:val="18"/>
           <w:szCs w:val="18"/>
         </w:rPr>
-        <w:t>sample.association.CAP</w:t>
-      </w:r>
-      <w:proofErr w:type="spellEnd"/>
+        <w:t>}}共同制定的{{</w:t>
+      </w:r>
+      <w:proofErr w:type="spellStart"/>
       <w:r>
         <w:rPr>
           <w:rFonts w:ascii="思源黑体 CN Normal" w:eastAsia="思源黑体 CN Normal" w:hAnsi="思源黑体 CN Normal" w:hint="eastAsia"/>
           <w:sz w:val="18"/>
           <w:szCs w:val="18"/>
         </w:rPr>
-        <w:t>}}共同制定的{{</w:t>
-      </w:r>
-      <w:proofErr w:type="spellStart"/>
+        <w:t>sample.guideline.tumor_var</w:t>
+      </w:r>
+      <w:proofErr w:type="spellEnd"/>
       <w:r>
         <w:rPr>
           <w:rFonts w:ascii="思源黑体 CN Normal" w:eastAsia="思源黑体 CN Normal" w:hAnsi="思源黑体 CN Normal" w:hint="eastAsia"/>
           <w:sz w:val="18"/>
           <w:szCs w:val="18"/>
         </w:rPr>
-        <w:t>sample.guideline.tumor_var</w:t>
+        <w:t>}}与中国专家共识</w:t>
+      </w:r>
+      <w:r>
+        <w:rPr>
+          <w:rFonts w:ascii="思源黑体 CN Normal" w:eastAsia="思源黑体 CN Normal" w:hAnsi="思源黑体 CN Normal"/>
+          <w:sz w:val="18"/>
+          <w:szCs w:val="18"/>
+        </w:rPr>
+        <w:t>{{</w:t>
+      </w:r>
+      <w:proofErr w:type="spellStart"/>
+      <w:r>
+        <w:rPr>
+          <w:rFonts w:ascii="思源黑体 CN Normal" w:eastAsia="思源黑体 CN Normal" w:hAnsi="思源黑体 CN Normal"/>
+          <w:sz w:val="18"/>
+          <w:szCs w:val="18"/>
+        </w:rPr>
+        <w:t>sample.guideline.ngs_clinic_report_inter</w:t>
       </w:r>
       <w:proofErr w:type="spellEnd"/>
+      <w:r>
+        <w:rPr>
+          <w:rFonts w:ascii="思源黑体 CN Normal" w:eastAsia="思源黑体 CN Normal" w:hAnsi="思源黑体 CN Normal"/>
+          <w:sz w:val="18"/>
+          <w:szCs w:val="18"/>
+        </w:rPr>
+        <w:t>}}</w:t>
+      </w:r>
       <w:r>
         <w:rPr>
           <w:rFonts w:ascii="思源黑体 CN Normal" w:eastAsia="思源黑体 CN Normal" w:hAnsi="思源黑体 CN Normal" w:hint="eastAsia"/>
           <w:sz w:val="18"/>
           <w:szCs w:val="18"/>
         </w:rPr>
-        <w:t>}}与中国专家共识《二代测序临床报告解读指引》，根据变异在不同癌种中对应的药物敏感性、诊断及预后证据分为四个等级：A级、B级、C级、D级。在此基础上，基因变异按照其临床意义的重要性分为四个等级：I类变异（具有强临床意义，具有A或B级证据）、II类变异（具有潜在临床意义，具有C或D级证据）、III类变异（临床意义不明）和IV类变异（良性和可能良性变异，已知无临床意义）。</w:t>
+        <w:t>，根据变异在不同癌种中对应的药物敏感性、诊断及预后证据分为四个等级：A级、B级、C级、D级。在此基础上，基因变异按照其临床意义的重要性分为四个等级：I类变异（具有强临床意义，具有A或B级证据）、II类变异（具有潜在临床意义，具有C或D级证据）、III类变异（临床意义不明）和IV类变异（良性和可能良性变异，已知无临床意义）。</w:t>
       </w:r>
     </w:p>
     <w:tbl>
@@ -26015,10 +26049,6 @@
 </file>
 
 <file path=customXml/item1.xml><?xml version="1.0" encoding="utf-8"?>
-<b:Sources xmlns:b="http://schemas.openxmlformats.org/officeDocument/2006/bibliography" xmlns="http://schemas.openxmlformats.org/officeDocument/2006/bibliography" SelectedStyle="\APA.XSL" StyleName="APA"/>
-</file>
-
-<file path=customXml/item2.xml><?xml version="1.0" encoding="utf-8"?>
 <s:customData xmlns="http://www.wps.cn/officeDocument/2013/wpsCustomData" xmlns:s="http://www.wps.cn/officeDocument/2013/wpsCustomData">
   <customSectProps>
     <customSectPr/>
@@ -26031,18 +26061,22 @@
 </s:customData>
 </file>
 
+<file path=customXml/item2.xml><?xml version="1.0" encoding="utf-8"?>
+<b:Sources xmlns:b="http://schemas.openxmlformats.org/officeDocument/2006/bibliography" xmlns="http://schemas.openxmlformats.org/officeDocument/2006/bibliography" SelectedStyle="\APA.XSL" StyleName="APA"/>
+</file>
+
 <file path=customXml/itemProps1.xml><?xml version="1.0" encoding="utf-8"?>
+<ds:datastoreItem xmlns:ds="http://schemas.openxmlformats.org/officeDocument/2006/customXml" ds:itemID="{B1977F7D-205B-4081-913C-38D41E755F92}">
+  <ds:schemaRefs>
+    <ds:schemaRef ds:uri="http://www.wps.cn/officeDocument/2013/wpsCustomData"/>
+  </ds:schemaRefs>
+</ds:datastoreItem>
+</file>
+
+<file path=customXml/itemProps2.xml><?xml version="1.0" encoding="utf-8"?>
 <ds:datastoreItem xmlns:ds="http://schemas.openxmlformats.org/officeDocument/2006/customXml" ds:itemID="{EC3CCEA0-7756-403F-AED8-24F68BF85FF2}">
   <ds:schemaRefs>
     <ds:schemaRef ds:uri="http://schemas.openxmlformats.org/officeDocument/2006/bibliography"/>
   </ds:schemaRefs>
 </ds:datastoreItem>
-</file>
-
-<file path=customXml/itemProps2.xml><?xml version="1.0" encoding="utf-8"?>
-<ds:datastoreItem xmlns:ds="http://schemas.openxmlformats.org/officeDocument/2006/customXml" ds:itemID="{B1977F7D-205B-4081-913C-38D41E755F92}">
-  <ds:schemaRefs>
-    <ds:schemaRef ds:uri="http://www.wps.cn/officeDocument/2013/wpsCustomData"/>
-  </ds:schemaRefs>
-</ds:datastoreItem>
 </file>